--- a/ky/discovery-articles/1.5 Математика жана нөл түшүнүгү.docx
+++ b/ky/discovery-articles/1.5 Математика жана нөл түшүнүгү.docx
@@ -4,496 +4,327 @@
   <w:body>
     <w:p>
       <w:pPr>
-        <w:keepNext/>
-        <w:spacing w:before="280" w:after="120"/>
+        <w:pStyle w:val="Title"/>
+        <w:widowControl/>
       </w:pPr>
       <w:r>
-        <w:rPr>
-          <w:rFonts w:ascii="Calibri" w:hAnsi="Calibri" w:eastAsia="Calibri"/>
-          <w:b/>
-          <w:i w:val="0"/>
-          <w:color w:val="004E8C"/>
-          <w:sz w:val="44"/>
-        </w:rPr>
         <w:t>1.5 Математика жана нөл түшүнүгү</w:t>
       </w:r>
     </w:p>
     <w:p>
       <w:pPr>
-        <w:spacing w:after="80"/>
+        <w:keepNext/>
+        <w:widowControl/>
       </w:pPr>
       <w:r>
         <w:rPr>
-          <w:rFonts w:ascii="Calibri" w:hAnsi="Calibri" w:eastAsia="Calibri"/>
-          <w:b w:val="0"/>
-          <w:i/>
-          <w:color w:val="505050"/>
-          <w:sz w:val="22"/>
+          <w:sz w:val="20"/>
         </w:rPr>
-        <w:t>1. Цивилизациянын пайдубалы</w:t>
-      </w:r>
-    </w:p>
-    <w:p>
-      <w:pPr>
-        <w:spacing w:after="200"/>
-      </w:pPr>
-      <w:r>
-        <w:rPr>
-          <w:rFonts w:ascii="Calibri" w:hAnsi="Calibri" w:eastAsia="Calibri"/>
-          <w:b w:val="0"/>
-          <w:i/>
-          <w:sz w:val="22"/>
-        </w:rPr>
-        <w:t>Мезгил: болжол менен б.з.ч. 3000-жылдар (эсептөө системалары); б.з. 628-жылы Брахмагупта нөлдүн эрежелерин тактаган | Негизги өкүлдөр: Вавилон, Египет, Индия (Брахмагупта) жана майя математиктери</w:t>
-      </w:r>
-    </w:p>
-    <w:p>
-      <w:pPr>
-        <w:spacing w:after="160" w:line="276" w:lineRule="auto"/>
-      </w:pPr>
-      <w:r>
-        <w:rPr>
-          <w:rFonts w:ascii="Calibri" w:hAnsi="Calibri" w:eastAsia="Calibri"/>
-          <w:b w:val="0"/>
-          <w:i w:val="0"/>
-          <w:sz w:val="22"/>
-        </w:rPr>
-        <w:t>Математика көптөгөн маданияттарда саноо, өлчөө жана алдын ала эсептөө зарылдыгынан өнүккөн. Нөлдү өзүнүн так эрежелери бар чыныгы сан катары кабыл алуу кийинчерээк жасалган чоң ачылыш болуп, азыркы эсептөөгө жол ачты.</w:t>
+        <w:t>1. Цивилизациянын негиздери</w:t>
       </w:r>
     </w:p>
     <w:p>
       <w:pPr>
         <w:keepNext/>
-        <w:spacing w:before="240" w:after="120"/>
+        <w:widowControl/>
       </w:pPr>
       <w:r>
         <w:rPr>
-          <w:rFonts w:ascii="Calibri" w:hAnsi="Calibri" w:eastAsia="Calibri"/>
-          <w:b/>
-          <w:i w:val="0"/>
-          <w:color w:val="004E8C"/>
-          <w:sz w:val="28"/>
+          <w:sz w:val="20"/>
         </w:rPr>
-        <w:t>Негизги фактылар</w:t>
+        <w:t>Мезгил: болжол менен б. з. ч. 3 000-жыл (эсептөө системалары); б. з. 628-жылы (Брахмагупта нөлдүн эрежелерин аныктаган) | Негизги салым кошкондор: Вавилон, Египет, Индия (Брахмагупта) жана майя математиктери</w:t>
+      </w:r>
+    </w:p>
+    <w:p>
+      <w:pPr>
+        <w:widowControl/>
+      </w:pPr>
+      <w:r>
+        <w:t>Математика ар түрдүү маданияттарда саноо, өлчөө жана алдын ала эсептөө зарылдыгынан өнүккөн. Кийин нөлдү өз эрежелери бар сан катары кароо чоң бурулуш болуп, азыркы эсептөөлөргө жол ачкан.</w:t>
+      </w:r>
+    </w:p>
+    <w:p>
+      <w:pPr>
+        <w:pStyle w:val="Heading1"/>
+        <w:widowControl/>
+      </w:pPr>
+      <w:r>
+        <w:t>Негизги маалыматтар</w:t>
       </w:r>
     </w:p>
     <w:p>
       <w:pPr>
         <w:pStyle w:val="ListBullet"/>
+        <w:widowControl/>
       </w:pPr>
       <w:r>
-        <w:rPr>
-          <w:rFonts w:ascii="Calibri" w:hAnsi="Calibri" w:eastAsia="Calibri"/>
-          <w:b w:val="0"/>
-          <w:i w:val="0"/>
-          <w:sz w:val="22"/>
-        </w:rPr>
-        <w:t>Разряддык эсептөө жана бош орунду көрсөткөн нөл белгиси Вавилон математикасында колдонулган</w:t>
+        <w:t>Вавилон математикасында сандын мааниси цифранын ордуна жараша өзгөргөн эсептөө системасы жана бош орунду көрсөткөн белги колдонулган.</w:t>
       </w:r>
     </w:p>
     <w:p>
       <w:pPr>
         <w:pStyle w:val="ListBullet"/>
+        <w:widowControl/>
       </w:pPr>
       <w:r>
-        <w:rPr>
-          <w:rFonts w:ascii="Calibri" w:hAnsi="Calibri" w:eastAsia="Calibri"/>
-          <w:b w:val="0"/>
-          <w:i w:val="0"/>
-          <w:sz w:val="22"/>
-        </w:rPr>
-        <w:t>Индиялык окумуштуулар нөлдү өзүнүн эрежелери бар сан катары карашкан</w:t>
+        <w:t>Индиялык окумуштуулар нөлдү өз эрежелери бар сан катары карашкан.</w:t>
       </w:r>
     </w:p>
     <w:p>
       <w:pPr>
         <w:pStyle w:val="ListBullet"/>
+        <w:widowControl/>
       </w:pPr>
       <w:r>
-        <w:rPr>
-          <w:rFonts w:ascii="Calibri" w:hAnsi="Calibri" w:eastAsia="Calibri"/>
-          <w:b w:val="0"/>
-          <w:i w:val="0"/>
-          <w:sz w:val="22"/>
-        </w:rPr>
-        <w:t>VII кылымда Брахмагупта нөл жана терс сандар менен иштөө эрежелерин баяндаган</w:t>
+        <w:t>Брахмагупта VII кылымда нөл жана терс чоңдуктар менен эсептөөнүн эрежелерин баяндаган.</w:t>
       </w:r>
     </w:p>
     <w:p>
       <w:pPr>
         <w:pStyle w:val="ListBullet"/>
+        <w:widowControl/>
       </w:pPr>
       <w:r>
-        <w:rPr>
-          <w:rFonts w:ascii="Calibri" w:hAnsi="Calibri" w:eastAsia="Calibri"/>
-          <w:b w:val="0"/>
-          <w:i w:val="0"/>
-          <w:sz w:val="22"/>
-        </w:rPr>
-        <w:t>Ислам дүйнөсүнүн математиктери индиялык цифралардын Батышка таралышына көмөк кылышкан</w:t>
+        <w:t>Ислам дүйнөсүнүн математиктери индиялык цифралардын Батышка таралышына көмөк көрсөтүшкөн.</w:t>
       </w:r>
     </w:p>
     <w:p>
       <w:pPr>
         <w:pStyle w:val="ListBullet"/>
+        <w:widowControl/>
       </w:pPr>
       <w:r>
-        <w:rPr>
-          <w:rFonts w:ascii="Calibri" w:hAnsi="Calibri" w:eastAsia="Calibri"/>
-          <w:b w:val="0"/>
-          <w:i w:val="0"/>
-          <w:sz w:val="22"/>
-        </w:rPr>
-        <w:t>Нөл менен разряддык система алгебранын, компьютердик эсептөөнүн жана азыркы илимдин негизин түзөт</w:t>
+        <w:t>Нөл жана разряддык система алгебранын, компьютердик эсептөөнүн жана азыркы илимдин негизинде жатат.</w:t>
       </w:r>
     </w:p>
     <w:p>
       <w:pPr>
-        <w:keepNext/>
-        <w:spacing w:before="240" w:after="120"/>
+        <w:pStyle w:val="Heading1"/>
+        <w:widowControl/>
       </w:pPr>
       <w:r>
-        <w:rPr>
-          <w:rFonts w:ascii="Calibri" w:hAnsi="Calibri" w:eastAsia="Calibri"/>
-          <w:b/>
-          <w:i w:val="0"/>
-          <w:color w:val="004E8C"/>
-          <w:sz w:val="28"/>
-        </w:rPr>
-        <w:t>Бул эмне</w:t>
+        <w:t>Бул эмне?</w:t>
       </w:r>
     </w:p>
     <w:p>
       <w:pPr>
-        <w:spacing w:after="160" w:line="276" w:lineRule="auto"/>
+        <w:widowControl/>
       </w:pPr>
       <w:r>
-        <w:rPr>
-          <w:rFonts w:ascii="Calibri" w:hAnsi="Calibri" w:eastAsia="Calibri"/>
-          <w:b w:val="0"/>
-          <w:i w:val="0"/>
-          <w:sz w:val="22"/>
-        </w:rPr>
-        <w:t>Математика санды, форманы, өзгөрүүнү жана логикалык байланышты изилдейт. Адамдар аны окуу китептери пайда боло электе эле жер бөлүштүрүү, Айдын кыймылын байкоо же түшүмдү тең бөлүү үчүн колдонушкан. Нөл — ушул тарыхтагы өзгөчө түшүнүк. Алгач эсеп тактасында бош орунду гана көрсөткөн. Кийин нөл кошууга жана кемитүүгө боло турган санга, ошондой эле 105 санын 15 менен чаташтырбоочу разряд белгисине айланды. Унаа токтотуучу жайдын номерин элестетип көрүңүз: “бул жерде эч нерсе жок” деген белги болбосо, цифралар өз ордунан жылып кетет.</w:t>
+        <w:t>Математика сандарды, формаларды, өзгөрүүлөрдү жана логикалык байланыштарды изилдейт. Адамдар аны окуу китептери жарала электе эле жер бөлүштүрүүдө, Айдын кыймылын байкоодо же түшүмдү бөлүүдө колдонушкан. Бул тарыхта нөлдүн орду өзгөчө. Алгач ал эсеп тактасындагы бош орунду гана билдирген. Кийин кошууга жана кемитүүгө катышкан санга айланган. Ошондой эле 105 менен 15ти айырмалоо үчүн бош разряддын ордун белгилеген. Муну унаа токтотуучу жайдагы орундардын номерлерине салыштырууга болот: «бул жерде эч нерсе жок» деген белги болбосо, цифралардын орду чаташат.</w:t>
       </w:r>
     </w:p>
     <w:p>
       <w:pPr>
-        <w:keepNext/>
-        <w:spacing w:before="240" w:after="120"/>
+        <w:pStyle w:val="Heading1"/>
+        <w:widowControl/>
       </w:pPr>
       <w:r>
-        <w:rPr>
-          <w:rFonts w:ascii="Calibri" w:hAnsi="Calibri" w:eastAsia="Calibri"/>
-          <w:b/>
-          <w:i w:val="0"/>
-          <w:color w:val="004E8C"/>
-          <w:sz w:val="28"/>
-        </w:rPr>
-        <w:t>Аны ким ачкан же ойлоп тапкан</w:t>
+        <w:t xml:space="preserve">Ким ойлоп тапкан</w:t>
       </w:r>
     </w:p>
     <w:p>
       <w:pPr>
-        <w:spacing w:after="160" w:line="276" w:lineRule="auto"/>
+        <w:widowControl/>
       </w:pPr>
       <w:r>
-        <w:rPr>
-          <w:rFonts w:ascii="Calibri" w:hAnsi="Calibri" w:eastAsia="Calibri"/>
-          <w:b w:val="0"/>
-          <w:i w:val="0"/>
-          <w:sz w:val="22"/>
-        </w:rPr>
-        <w:t>Математиканын түзүлүшүнө Египет, Месопотамия, Индия, Кытай, Грекия, ислам дүйнөсү жана башка көптөгөн маданияттар салым кошкон. Вавилон катчылары разряддык системаны жана бош разрядды билдирген белгини колдонушкан. Индиялык математиктер, анын ичинде б.з. VII кылымында жашаган Брахмагупта, нөлдү сан катары карап, анын касиеттерин жазышкан. Ал-Хорезми жана араб тилинде эмгек жазган башка окумуштуулар индиялык цифраларды кеңири дүйнөгө таанытышкан. Математиканы бир адам ойлоп тапкан эмес; аны сансыз муундар өркүндөтүшкөн.</w:t>
+        <w:t>Математиканы Египет, Месопотамия, Индия, Кытай, Грекия, ислам дүйнөсү жана башка көптөгөн маданияттар өнүктүргөн. Вавилондук катчылар разряддык системаны жана бош разрядды белгилеген белгини колдонушкан. Б. з. VII кылымында жашаган Брахмагупта сыяктуу индиялык математиктер нөлдү сан катары карап, аны менен кандай эсептөөлөр жүргүзүлөрүн түшүндүрүшкөн. Аль-Хорезми жана араб тилинде эмгек жазган башка окумуштуулар индиялык цифраларды кеңири дүйнөгө таанытышкан. Математиканы бир киши ойлоп тапкан эмес: аны көптөгөн адамдар улам өркүндөтүп келген.</w:t>
       </w:r>
     </w:p>
     <w:p>
       <w:pPr>
-        <w:keepNext/>
-        <w:spacing w:before="240" w:after="120"/>
+        <w:pStyle w:val="Heading1"/>
+        <w:widowControl/>
       </w:pPr>
       <w:r>
-        <w:rPr>
-          <w:rFonts w:ascii="Calibri" w:hAnsi="Calibri" w:eastAsia="Calibri"/>
-          <w:b/>
-          <w:i w:val="0"/>
-          <w:color w:val="004E8C"/>
-          <w:sz w:val="28"/>
-        </w:rPr>
-        <w:t>Качан жана кантип пайда болгон</w:t>
+        <w:t>Качан жана кантип пайда болгон?</w:t>
       </w:r>
     </w:p>
     <w:p>
       <w:pPr>
-        <w:spacing w:after="160" w:line="276" w:lineRule="auto"/>
+        <w:widowControl/>
       </w:pPr>
       <w:r>
-        <w:rPr>
-          <w:rFonts w:ascii="Calibri" w:hAnsi="Calibri" w:eastAsia="Calibri"/>
-          <w:b w:val="0"/>
-          <w:i w:val="0"/>
-          <w:sz w:val="22"/>
-        </w:rPr>
-        <w:t>Саноо тарыхка чейинки доордо эле болгон. Жазма математика алгачкы шаарлар менен кошо пайда болгон. Жөн гана боштук эмес, чыныгы сан катары нөл б.з. биринчи миң жылдыгындагы индиялык тексттерде, андан соң ислам математикалык салтында эң так көрүнөт. Бул цифралар орто кылымдарда Европага жетип, татаал эсептерде рим цифраларын акырындык менен алмаштырган. Өнүгүүгө астрономия, соода, мурас бөлүштүрүү жана чоң сандарды кыска жазуу зарылдыгы түрткү берген.</w:t>
+        <w:t>Адамдар жазуу пайда болгонго чейин эле санай билишкен. Жазуу түрүндөгү математика алгачкы шаарлар менен кошо кездешет. Нөлдүн жөн гана бош орун эмес, өзүнчө сан катары каралышы б. з. I миң жылдыгындагы индиялык тексттерден, андан соң ислам математикалык салтынан даана көрүнөт. Бул цифралар Европага орто кылымдарда жетип, татаал эсептөөлөрдө рим цифраларын акырындап алмаштырган. Буга астрономия, соода, мурас бөлүштүрүү жана чоң сандарды кыскача жазуу зарылдыгы түрткү болгон.</w:t>
       </w:r>
     </w:p>
     <w:p>
       <w:pPr>
-        <w:keepNext/>
-        <w:spacing w:before="240" w:after="120"/>
+        <w:pStyle w:val="Heading1"/>
+        <w:widowControl/>
       </w:pPr>
       <w:r>
-        <w:rPr>
-          <w:rFonts w:ascii="Calibri" w:hAnsi="Calibri" w:eastAsia="Calibri"/>
-          <w:b/>
-          <w:i w:val="0"/>
-          <w:color w:val="004E8C"/>
-          <w:sz w:val="28"/>
-        </w:rPr>
-        <w:t>Илимий жактан мааниси</w:t>
+        <w:t>Илим үчүн мааниси</w:t>
       </w:r>
     </w:p>
     <w:p>
       <w:pPr>
-        <w:spacing w:after="160" w:line="276" w:lineRule="auto"/>
+        <w:widowControl/>
       </w:pPr>
       <w:r>
-        <w:rPr>
-          <w:rFonts w:ascii="Calibri" w:hAnsi="Calibri" w:eastAsia="Calibri"/>
-          <w:b w:val="0"/>
-          <w:i w:val="0"/>
-          <w:sz w:val="22"/>
-        </w:rPr>
-        <w:t>Нөл жана разряддык система арифметиканы кыйла натыйжалуу кылат. Алар терс сандарга, алгебрага, кийин математикалык анализ менен компьютердик эсептөөгө жол ачкан. Компьютердеги “өчүк” бит нөлдүн бир көрүнүшү. Баштапкы чекити бар координаталарда да жоктук белгилүү бир орун катары кабыл алынат. Так нөл түшүнүгү болбосо, азыркы илим принцип жүзүндө мүмкүн болмок, бирок эсептөөлөр кыйла татаал жана жай жүрмөк.</w:t>
+        <w:t>Нөл жана разряддык система арифметикалык амалдарды жеңилдетет. Алар терс сандарга, алгебрага, кийин дифференциалдык жана интегралдык эсептөөгө, ошондой эле компьютердик эсептөөгө жол ачкан. Компьютердеги «өчүк» абалды билдирген бит — нөлдүн колдонулушунун бир көрүнүшү. Координаталардын башталыш чекити да нөлдү белгилүү бир орун катары кароого таянат. Нөл тууралуу так түшүнүк болбосо, азыркы илим теориялык жактан мүмкүн болмок, бирок эсептөө кыйла түйшүктүү жана жай жүрмөк.</w:t>
       </w:r>
     </w:p>
     <w:p>
       <w:pPr>
-        <w:keepNext/>
-        <w:spacing w:before="240" w:after="120"/>
+        <w:pStyle w:val="Heading1"/>
+        <w:widowControl/>
       </w:pPr>
       <w:r>
-        <w:rPr>
-          <w:rFonts w:ascii="Calibri" w:hAnsi="Calibri" w:eastAsia="Calibri"/>
-          <w:b/>
-          <w:i w:val="0"/>
-          <w:color w:val="004E8C"/>
-          <w:sz w:val="28"/>
-        </w:rPr>
-        <w:t>Кийинки өнүгүүлөргө тийгизген таасири</w:t>
+        <w:t>Кийинки өнүгүүгө тийгизген таасири</w:t>
       </w:r>
     </w:p>
     <w:p>
       <w:pPr>
-        <w:spacing w:after="160" w:line="276" w:lineRule="auto"/>
+        <w:widowControl/>
       </w:pPr>
       <w:r>
-        <w:rPr>
-          <w:rFonts w:ascii="Calibri" w:hAnsi="Calibri" w:eastAsia="Calibri"/>
-          <w:b w:val="0"/>
-          <w:i w:val="0"/>
-          <w:sz w:val="22"/>
-        </w:rPr>
-        <w:t>Индия-араб цифралары жана алгебралык ыкмалар базарлар, мектептер жана Европа университеттери аркылуу тараган. Алар навигацияны, инженердик ишти, камсыздандырууну жана физиканы өзгөрткөн. Кийин көптүктөр теориясы менен информатика “бош” жана “мааниси жок” түшүнүктөрүн так куралга айландырды. Ар бир электрондук жадыбал жана GPS координатасы разряддык системаны колдонот. Нөлдүн тарыхы — жоктукту пайдалуу кылуунун тарыхы.</w:t>
+        <w:t>Индия-араб цифралары жана алгебралык ыкмалар базарлар, мектептер жана Европанын университеттери аркылуу тараган. Алар деңизде багыт табууга, инженерияга, камсыздандырууга жана физикага таасир эткен. Кийин көптүктөр теориясы менен информатика «бош» жана «маани жок» деген түшүнүктөрдү так аныкталган куралдарга айландырган. Ар бир электрондук таблицада жана глобалдык жайгашууну аныктоо системасынын (GPS) ар бир эсептөөсүндө разряддык система колдонулат. Нөлдүн тарыхы — жоктукту пайдалуу түшүнүккө айландыруунун тарыхы.</w:t>
       </w:r>
     </w:p>
     <w:p>
       <w:pPr>
-        <w:keepNext/>
-        <w:spacing w:before="240" w:after="120"/>
+        <w:pStyle w:val="Heading1"/>
+        <w:widowControl/>
       </w:pPr>
       <w:r>
-        <w:rPr>
-          <w:rFonts w:ascii="Calibri" w:hAnsi="Calibri" w:eastAsia="Calibri"/>
-          <w:b/>
-          <w:i w:val="0"/>
-          <w:color w:val="004E8C"/>
-          <w:sz w:val="28"/>
-        </w:rPr>
-        <w:t>Адамдардын жашоосун кантип өзгөрткөн</w:t>
+        <w:t>Адамдардын жашоосун кантип өзгөрткөн?</w:t>
       </w:r>
     </w:p>
     <w:p>
       <w:pPr>
-        <w:spacing w:after="160" w:line="276" w:lineRule="auto"/>
+        <w:widowControl/>
       </w:pPr>
       <w:r>
-        <w:rPr>
-          <w:rFonts w:ascii="Calibri" w:hAnsi="Calibri" w:eastAsia="Calibri"/>
-          <w:b w:val="0"/>
-          <w:i w:val="0"/>
-          <w:sz w:val="22"/>
-        </w:rPr>
-        <w:t>Арзан жана түшүнүктүү эсеп күнүмдүк жашоону өзгөрттү: бааны, салыкты, картаны жана убакытты эсептөө жеңилдеди. Билим алууга катыша алган адамдардын чөйрөсү да кеңейди. 10 жана 100 сандарын жазууну үйрөнгөн бала эбак эле терең идеяны колдонуп жатат. Сандарды чексиз чоңойтуп эсептөөгө мүмкүн болгону коомду улам сандык өлчөөлөргө таянган кылды — мунун жакшы да, терс да жактары бар. Нөл сыртынан эч нерседей көрүнөт, бирок адамзат жараткан эң кубаттуу түшүнүктөрдүн бири.</w:t>
+        <w:t>Эсептөөнүн арзандап, түшүнүктүүрөөк болушу күнүмдүк турмушту өзгөрткөн: баалар, салыктар, карталар жана сааттар менен иштөө жеңилдеген. Бул билим алууга кимдер катыша аларына да таасир эткен. 10 жана 100 деп жазууну үйрөнгөн бала терең математикалык түшүнүктү колдоно баштайт. Сандарды барган сайын чоң көлөмдөгү эсептерге колдонуу мүмкүн болгондуктан, коом сандык көрсөткүчтөргө көбүрөөк таяна баштаган. Мунун пайдалуу да, терс да жактары бар. Нөл эч нерсе эместей көрүнөт, бирок ал адамзаттын эң кубаттуу түшүнүктөрүнүн бири.</w:t>
       </w:r>
     </w:p>
     <w:p>
       <w:pPr>
-        <w:keepNext/>
-        <w:spacing w:before="240" w:after="120"/>
+        <w:pStyle w:val="Heading1"/>
+        <w:widowControl/>
       </w:pPr>
       <w:r>
-        <w:rPr>
-          <w:rFonts w:ascii="Calibri" w:hAnsi="Calibri" w:eastAsia="Calibri"/>
-          <w:b/>
-          <w:i w:val="0"/>
-          <w:color w:val="004E8C"/>
-          <w:sz w:val="28"/>
-        </w:rPr>
-        <w:t>Булактар жана шилтемелер</w:t>
+        <w:t>Булактар жана кошумча окуу</w:t>
       </w:r>
     </w:p>
     <w:p>
       <w:pPr>
-        <w:keepNext/>
-        <w:spacing w:before="240" w:after="120"/>
+        <w:pStyle w:val="Heading2"/>
+        <w:widowControl/>
       </w:pPr>
       <w:r>
         <w:rPr>
-          <w:rFonts w:ascii="Calibri" w:hAnsi="Calibri" w:eastAsia="Calibri"/>
-          <w:b/>
-          <w:i w:val="0"/>
-          <w:color w:val="004E8C"/>
-          <w:sz w:val="24"/>
+          <w:sz w:val="20"/>
         </w:rPr>
-        <w:t>C. Мекемелердин материалдары жана энциклопедиялык булактар</w:t>
+        <w:t>Уюмдардын жана энциклопедиялардын материалдары</w:t>
       </w:r>
     </w:p>
     <w:p>
       <w:pPr>
-        <w:spacing w:after="80"/>
-        <w:ind w:left="360"/>
+        <w:widowControl/>
       </w:pPr>
       <w:r>
         <w:rPr>
-          <w:rFonts w:ascii="Calibri" w:hAnsi="Calibri" w:eastAsia="Calibri"/>
-          <w:b w:val="0"/>
-          <w:i w:val="0"/>
-          <w:sz w:val="22"/>
+          <w:sz w:val="20"/>
         </w:rPr>
-        <w:t>1. Encyclopaedia Britannica. “Zero” (“Нөл”).</w:t>
-      </w:r>
-      <w:r>
-        <w:rPr>
-          <w:rFonts w:ascii="Calibri" w:hAnsi="Calibri" w:eastAsia="Calibri"/>
-          <w:b w:val="0"/>
-          <w:i w:val="0"/>
-          <w:sz w:val="22"/>
-        </w:rPr>
-        <w:t xml:space="preserve"> </w:t>
+        <w:t xml:space="preserve">1. Encyclopaedia Britannica. 'Zero.' </w:t>
       </w:r>
       <w:hyperlink r:id="rId9">
         <w:r>
           <w:rPr>
-            <w:rFonts w:ascii="Calibri" w:hAnsi="Calibri" w:eastAsia="Calibri"/>
-            <w:b w:val="0"/>
-            <w:i w:val="0"/>
-            <w:sz w:val="22"/>
-            <w:color w:val="0563C1"/>
-            <w:u w:val="single"/>
+            <w:sz w:val="20"/>
           </w:rPr>
           <w:t>https://www.britannica.com/science/zero-mathematics</w:t>
         </w:r>
       </w:hyperlink>
+      <w:r>
+        <w:rPr>
+          <w:sz w:val="20"/>
+        </w:rPr>
+      </w:r>
     </w:p>
     <w:p>
       <w:pPr>
-        <w:spacing w:after="80"/>
-        <w:ind w:left="360"/>
+        <w:widowControl/>
       </w:pPr>
       <w:r>
         <w:rPr>
-          <w:rFonts w:ascii="Calibri" w:hAnsi="Calibri" w:eastAsia="Calibri"/>
-          <w:b w:val="0"/>
-          <w:i w:val="0"/>
-          <w:sz w:val="22"/>
+          <w:sz w:val="20"/>
         </w:rPr>
-        <w:t>2. MacTutor History of Mathematics Archive, University of St Andrews. Брахмагупта.</w:t>
-      </w:r>
-      <w:r>
-        <w:rPr>
-          <w:rFonts w:ascii="Calibri" w:hAnsi="Calibri" w:eastAsia="Calibri"/>
-          <w:b w:val="0"/>
-          <w:i w:val="0"/>
-          <w:sz w:val="22"/>
-        </w:rPr>
-        <w:t xml:space="preserve"> </w:t>
+        <w:t xml:space="preserve">2. MacTutor History of Mathematics Archive, University of St Andrews. Brahmagupta. </w:t>
       </w:r>
       <w:hyperlink r:id="rId10">
         <w:r>
           <w:rPr>
-            <w:rFonts w:ascii="Calibri" w:hAnsi="Calibri" w:eastAsia="Calibri"/>
-            <w:b w:val="0"/>
-            <w:i w:val="0"/>
-            <w:sz w:val="22"/>
-            <w:color w:val="0563C1"/>
-            <w:u w:val="single"/>
+            <w:sz w:val="20"/>
           </w:rPr>
           <w:t>https://mathshistory.st-andrews.ac.uk/Biographies/Brahmagupta/</w:t>
         </w:r>
       </w:hyperlink>
-    </w:p>
-    <w:p>
-      <w:pPr>
-        <w:keepNext/>
-        <w:spacing w:before="240" w:after="120"/>
-      </w:pPr>
       <w:r>
         <w:rPr>
-          <w:rFonts w:ascii="Calibri" w:hAnsi="Calibri" w:eastAsia="Calibri"/>
-          <w:b/>
-          <w:i w:val="0"/>
-          <w:color w:val="004E8C"/>
-          <w:sz w:val="24"/>
+          <w:sz w:val="20"/>
         </w:rPr>
-        <w:t>F. Онлайн лекциялар жана билим берүүчү сериялар</w:t>
       </w:r>
     </w:p>
     <w:p>
       <w:pPr>
-        <w:spacing w:after="80"/>
-        <w:ind w:left="360"/>
+        <w:pStyle w:val="Heading2"/>
+        <w:widowControl/>
       </w:pPr>
       <w:r>
         <w:rPr>
-          <w:rFonts w:ascii="Calibri" w:hAnsi="Calibri" w:eastAsia="Calibri"/>
-          <w:b w:val="0"/>
-          <w:i w:val="0"/>
-          <w:sz w:val="22"/>
+          <w:sz w:val="20"/>
         </w:rPr>
-        <w:t>1. BBC Radio 4. “A Brief History of Mathematics” (“Математиканын кыскача тарыхы”), Маркус дю Сотой.</w:t>
+        <w:t>Онлайн лекциялар жана билим берүү топтомдору</w:t>
       </w:r>
+    </w:p>
+    <w:p>
+      <w:pPr>
+        <w:widowControl/>
+      </w:pPr>
       <w:r>
         <w:rPr>
-          <w:rFonts w:ascii="Calibri" w:hAnsi="Calibri" w:eastAsia="Calibri"/>
-          <w:b w:val="0"/>
-          <w:i w:val="0"/>
-          <w:sz w:val="22"/>
+          <w:sz w:val="20"/>
         </w:rPr>
-        <w:t xml:space="preserve"> </w:t>
+        <w:t xml:space="preserve">1. BBC Radio 4. 'A Brief History of Mathematics' (Marcus du Sautoy). </w:t>
       </w:r>
       <w:hyperlink r:id="rId11">
         <w:r>
           <w:rPr>
-            <w:rFonts w:ascii="Calibri" w:hAnsi="Calibri" w:eastAsia="Calibri"/>
-            <w:b w:val="0"/>
-            <w:i w:val="0"/>
-            <w:sz w:val="22"/>
-            <w:color w:val="0563C1"/>
-            <w:u w:val="single"/>
+            <w:sz w:val="20"/>
           </w:rPr>
           <w:t>https://www.bbc.co.uk/programmes/b00dxjls</w:t>
         </w:r>
       </w:hyperlink>
+      <w:r>
+        <w:rPr>
+          <w:sz w:val="20"/>
+        </w:rPr>
+      </w:r>
     </w:p>
     <w:sectPr>
-      <w:pgSz w:w="12240" w:h="15840"/>
-      <w:pgMar w:top="1296" w:right="1440" w:bottom="1296" w:left="1440" w:header="720" w:footer="720" w:gutter="0"/>
+      <w:footerReference w:type="default" r:id="rId12"/>
+      <w:pgSz w:w="11906" w:h="16838"/>
+      <w:pgMar w:top="1020" w:right="1134" w:bottom="1020" w:left="1134" w:header="720" w:footer="720" w:gutter="0"/>
       <w:cols w:space="720"/>
       <w:docGrid w:linePitch="360"/>
     </w:sectPr>
   </w:body>
 </w:document>
+</file>
+
+<file path=word/footer1.xml><?xml version="1.0" encoding="utf-8"?>
+<w:ftr xmlns:m="http://schemas.openxmlformats.org/officeDocument/2006/math" xmlns:mc="http://schemas.openxmlformats.org/markup-compatibility/2006" xmlns:mo="http://schemas.microsoft.com/office/mac/office/2008/main" xmlns:mv="urn:schemas-microsoft-com:mac:vml" xmlns:o="urn:schemas-microsoft-com:office:office" xmlns:r="http://schemas.openxmlformats.org/officeDocument/2006/relationships" xmlns:v="urn:schemas-microsoft-com:vml" xmlns:w10="urn:schemas-microsoft-com:office:word" xmlns:w14="http://schemas.microsoft.com/office/word/2010/wordml" xmlns:w="http://schemas.openxmlformats.org/wordprocessingml/2006/main" xmlns:wne="http://schemas.microsoft.com/office/word/2006/wordml" xmlns:wp14="http://schemas.microsoft.com/office/word/2010/wordprocessingDrawing" xmlns:wp="http://schemas.openxmlformats.org/drawingml/2006/wordprocessingDrawing" xmlns:wpc="http://schemas.microsoft.com/office/word/2010/wordprocessingCanvas" xmlns:wpg="http://schemas.microsoft.com/office/word/2010/wordprocessingGroup" xmlns:wpi="http://schemas.microsoft.com/office/word/2010/wordprocessingInk" xmlns:wps="http://schemas.microsoft.com/office/word/2010/wordprocessingShape" mc:Ignorable="w14 wp14">
+  <w:p>
+    <w:pPr>
+      <w:pStyle w:val="Footer"/>
+      <w:jc w:val="right"/>
+    </w:pPr>
+    <w:fldSimple w:instr="PAGE"/>
+  </w:p>
+</w:ftr>
 </file>
 
 <file path=word/numbering.xml><?xml version="1.0" encoding="utf-8"?>
@@ -704,7 +535,7 @@
   <w:docDefaults>
     <w:rPrDefault>
       <w:rPr>
-        <w:rFonts w:asciiTheme="minorHAnsi" w:eastAsiaTheme="minorEastAsia" w:hAnsiTheme="minorHAnsi" w:cstheme="minorBidi"/>
+        <w:rFonts/>
         <w:sz w:val="22"/>
         <w:szCs w:val="22"/>
         <w:lang w:val="en-US" w:eastAsia="en-US" w:bidi="ar-SA"/>
@@ -859,6 +690,15 @@
     <w:name w:val="Normal"/>
     <w:qFormat/>
     <w:rsid w:val="00FC693F"/>
+    <w:pPr>
+      <w:spacing w:after="120" w:line="259" w:lineRule="auto"/>
+    </w:pPr>
+    <w:rPr>
+      <w:rFonts w:ascii="Times New Roman" w:hAnsi="Times New Roman"/>
+      <w:color w:val="000000"/>
+      <w:sz w:val="24"/>
+      <w:lang w:val="ky-KG"/>
+    </w:rPr>
   </w:style>
   <w:style w:type="paragraph" w:styleId="Header">
     <w:name w:val="header"/>
@@ -915,16 +755,17 @@
     <w:pPr>
       <w:keepNext/>
       <w:keepLines/>
-      <w:spacing w:before="480" w:after="0"/>
+      <w:spacing w:before="480" w:after="120" w:line="259" w:lineRule="auto"/>
       <w:outlineLvl w:val="0"/>
     </w:pPr>
     <w:rPr>
-      <w:rFonts w:asciiTheme="majorHAnsi" w:eastAsiaTheme="majorEastAsia" w:hAnsiTheme="majorHAnsi" w:cstheme="majorBidi"/>
+      <w:rFonts w:ascii="Times New Roman" w:hAnsi="Times New Roman"/>
       <w:b/>
       <w:bCs/>
-      <w:color w:val="365F91" w:themeColor="accent1" w:themeShade="BF"/>
-      <w:sz w:val="28"/>
+      <w:color w:val="000000"/>
+      <w:sz w:val="26"/>
       <w:szCs w:val="28"/>
+      <w:lang w:val="ky-KG"/>
     </w:rPr>
   </w:style>
   <w:style w:type="paragraph" w:styleId="Heading2">
@@ -939,16 +780,17 @@
     <w:pPr>
       <w:keepNext/>
       <w:keepLines/>
-      <w:spacing w:before="200" w:after="0"/>
+      <w:spacing w:before="200" w:after="120" w:line="259" w:lineRule="auto"/>
       <w:outlineLvl w:val="1"/>
     </w:pPr>
     <w:rPr>
-      <w:rFonts w:asciiTheme="majorHAnsi" w:eastAsiaTheme="majorEastAsia" w:hAnsiTheme="majorHAnsi" w:cstheme="majorBidi"/>
+      <w:rFonts w:ascii="Times New Roman" w:hAnsi="Times New Roman"/>
       <w:b/>
       <w:bCs/>
-      <w:color w:val="4F81BD" w:themeColor="accent1"/>
+      <w:color w:val="000000"/>
       <w:sz w:val="26"/>
       <w:szCs w:val="26"/>
+      <w:lang w:val="ky-KG"/>
     </w:rPr>
   </w:style>
   <w:style w:type="paragraph" w:styleId="Heading3">
@@ -967,7 +809,7 @@
       <w:outlineLvl w:val="2"/>
     </w:pPr>
     <w:rPr>
-      <w:rFonts w:asciiTheme="majorHAnsi" w:eastAsiaTheme="majorEastAsia" w:hAnsiTheme="majorHAnsi" w:cstheme="majorBidi"/>
+      <w:rFonts/>
       <w:b/>
       <w:bCs/>
       <w:color w:val="4F81BD" w:themeColor="accent1"/>
@@ -990,7 +832,7 @@
       <w:outlineLvl w:val="3"/>
     </w:pPr>
     <w:rPr>
-      <w:rFonts w:asciiTheme="majorHAnsi" w:eastAsiaTheme="majorEastAsia" w:hAnsiTheme="majorHAnsi" w:cstheme="majorBidi"/>
+      <w:rFonts/>
       <w:b/>
       <w:bCs/>
       <w:i/>
@@ -1015,7 +857,7 @@
       <w:outlineLvl w:val="4"/>
     </w:pPr>
     <w:rPr>
-      <w:rFonts w:asciiTheme="majorHAnsi" w:eastAsiaTheme="majorEastAsia" w:hAnsiTheme="majorHAnsi" w:cstheme="majorBidi"/>
+      <w:rFonts/>
       <w:color w:val="243F60" w:themeColor="accent1" w:themeShade="7F"/>
     </w:rPr>
   </w:style>
@@ -1036,7 +878,7 @@
       <w:outlineLvl w:val="5"/>
     </w:pPr>
     <w:rPr>
-      <w:rFonts w:asciiTheme="majorHAnsi" w:eastAsiaTheme="majorEastAsia" w:hAnsiTheme="majorHAnsi" w:cstheme="majorBidi"/>
+      <w:rFonts/>
       <w:i/>
       <w:iCs/>
       <w:color w:val="243F60" w:themeColor="accent1" w:themeShade="7F"/>
@@ -1059,7 +901,7 @@
       <w:outlineLvl w:val="6"/>
     </w:pPr>
     <w:rPr>
-      <w:rFonts w:asciiTheme="majorHAnsi" w:eastAsiaTheme="majorEastAsia" w:hAnsiTheme="majorHAnsi" w:cstheme="majorBidi"/>
+      <w:rFonts/>
       <w:i/>
       <w:iCs/>
       <w:color w:val="404040" w:themeColor="text1" w:themeTint="BF"/>
@@ -1082,7 +924,7 @@
       <w:outlineLvl w:val="7"/>
     </w:pPr>
     <w:rPr>
-      <w:rFonts w:asciiTheme="majorHAnsi" w:eastAsiaTheme="majorEastAsia" w:hAnsiTheme="majorHAnsi" w:cstheme="majorBidi"/>
+      <w:rFonts/>
       <w:color w:val="4F81BD" w:themeColor="accent1"/>
       <w:sz w:val="20"/>
       <w:szCs w:val="20"/>
@@ -1105,7 +947,7 @@
       <w:outlineLvl w:val="8"/>
     </w:pPr>
     <w:rPr>
-      <w:rFonts w:asciiTheme="majorHAnsi" w:eastAsiaTheme="majorEastAsia" w:hAnsiTheme="majorHAnsi" w:cstheme="majorBidi"/>
+      <w:rFonts/>
       <w:i/>
       <w:iCs/>
       <w:color w:val="404040" w:themeColor="text1" w:themeTint="BF"/>
@@ -1156,7 +998,7 @@
     <w:uiPriority w:val="9"/>
     <w:rsid w:val="00FC693F"/>
     <w:rPr>
-      <w:rFonts w:asciiTheme="majorHAnsi" w:eastAsiaTheme="majorEastAsia" w:hAnsiTheme="majorHAnsi" w:cstheme="majorBidi"/>
+      <w:rFonts/>
       <w:b/>
       <w:bCs/>
       <w:color w:val="365F91" w:themeColor="accent1" w:themeShade="BF"/>
@@ -1171,7 +1013,7 @@
     <w:uiPriority w:val="9"/>
     <w:rsid w:val="00FC693F"/>
     <w:rPr>
-      <w:rFonts w:asciiTheme="majorHAnsi" w:eastAsiaTheme="majorEastAsia" w:hAnsiTheme="majorHAnsi" w:cstheme="majorBidi"/>
+      <w:rFonts/>
       <w:b/>
       <w:bCs/>
       <w:color w:val="4F81BD" w:themeColor="accent1"/>
@@ -1186,7 +1028,7 @@
     <w:uiPriority w:val="9"/>
     <w:rsid w:val="00FC693F"/>
     <w:rPr>
-      <w:rFonts w:asciiTheme="majorHAnsi" w:eastAsiaTheme="majorEastAsia" w:hAnsiTheme="majorHAnsi" w:cstheme="majorBidi"/>
+      <w:rFonts/>
       <w:b/>
       <w:bCs/>
       <w:color w:val="4F81BD" w:themeColor="accent1"/>
@@ -1201,19 +1043,17 @@
     <w:qFormat/>
     <w:rsid w:val="00FC693F"/>
     <w:pPr>
-      <w:pBdr>
-        <w:bottom w:val="single" w:sz="8" w:space="4" w:color="4F81BD" w:themeColor="accent1"/>
-      </w:pBdr>
-      <w:spacing w:after="300" w:line="240" w:lineRule="auto"/>
+      <w:spacing w:after="120" w:line="259" w:lineRule="auto"/>
       <w:contextualSpacing/>
     </w:pPr>
     <w:rPr>
-      <w:rFonts w:asciiTheme="majorHAnsi" w:eastAsiaTheme="majorEastAsia" w:hAnsiTheme="majorHAnsi" w:cstheme="majorBidi"/>
-      <w:color w:val="17365D" w:themeColor="text2" w:themeShade="BF"/>
+      <w:rFonts w:ascii="Times New Roman" w:hAnsi="Times New Roman"/>
+      <w:color w:val="000000"/>
       <w:spacing w:val="5"/>
       <w:kern w:val="28"/>
-      <w:sz w:val="52"/>
+      <w:sz w:val="40"/>
       <w:szCs w:val="52"/>
+      <w:lang w:val="ky-KG"/>
     </w:rPr>
   </w:style>
   <w:style w:type="character" w:customStyle="1" w:styleId="TitleChar">
@@ -1223,7 +1063,7 @@
     <w:uiPriority w:val="10"/>
     <w:rsid w:val="00FC693F"/>
     <w:rPr>
-      <w:rFonts w:asciiTheme="majorHAnsi" w:eastAsiaTheme="majorEastAsia" w:hAnsiTheme="majorHAnsi" w:cstheme="majorBidi"/>
+      <w:rFonts/>
       <w:color w:val="17365D" w:themeColor="text2" w:themeShade="BF"/>
       <w:spacing w:val="5"/>
       <w:kern w:val="28"/>
@@ -1245,7 +1085,7 @@
       </w:numPr>
     </w:pPr>
     <w:rPr>
-      <w:rFonts w:asciiTheme="majorHAnsi" w:eastAsiaTheme="majorEastAsia" w:hAnsiTheme="majorHAnsi" w:cstheme="majorBidi"/>
+      <w:rFonts/>
       <w:i/>
       <w:iCs/>
       <w:color w:val="4F81BD" w:themeColor="accent1"/>
@@ -1261,7 +1101,7 @@
     <w:uiPriority w:val="11"/>
     <w:rsid w:val="00FC693F"/>
     <w:rPr>
-      <w:rFonts w:asciiTheme="majorHAnsi" w:eastAsiaTheme="majorEastAsia" w:hAnsiTheme="majorHAnsi" w:cstheme="majorBidi"/>
+      <w:rFonts/>
       <w:i/>
       <w:iCs/>
       <w:color w:val="4F81BD" w:themeColor="accent1"/>
@@ -1386,8 +1226,15 @@
       <w:numPr>
         <w:numId w:val="1"/>
       </w:numPr>
+      <w:spacing w:after="120" w:line="259" w:lineRule="auto"/>
       <w:contextualSpacing/>
     </w:pPr>
+    <w:rPr>
+      <w:rFonts w:ascii="Times New Roman" w:hAnsi="Times New Roman"/>
+      <w:color w:val="000000"/>
+      <w:sz w:val="24"/>
+      <w:lang w:val="ky-KG"/>
+    </w:rPr>
   </w:style>
   <w:style w:type="paragraph" w:styleId="ListBullet2">
     <w:name w:val="List Bullet 2"/>
@@ -1559,7 +1406,7 @@
     <w:semiHidden/>
     <w:rsid w:val="00FC693F"/>
     <w:rPr>
-      <w:rFonts w:asciiTheme="majorHAnsi" w:eastAsiaTheme="majorEastAsia" w:hAnsiTheme="majorHAnsi" w:cstheme="majorBidi"/>
+      <w:rFonts/>
       <w:b/>
       <w:bCs/>
       <w:i/>
@@ -1575,7 +1422,7 @@
     <w:semiHidden/>
     <w:rsid w:val="00FC693F"/>
     <w:rPr>
-      <w:rFonts w:asciiTheme="majorHAnsi" w:eastAsiaTheme="majorEastAsia" w:hAnsiTheme="majorHAnsi" w:cstheme="majorBidi"/>
+      <w:rFonts/>
       <w:color w:val="243F60" w:themeColor="accent1" w:themeShade="7F"/>
     </w:rPr>
   </w:style>
@@ -1587,7 +1434,7 @@
     <w:semiHidden/>
     <w:rsid w:val="00FC693F"/>
     <w:rPr>
-      <w:rFonts w:asciiTheme="majorHAnsi" w:eastAsiaTheme="majorEastAsia" w:hAnsiTheme="majorHAnsi" w:cstheme="majorBidi"/>
+      <w:rFonts/>
       <w:i/>
       <w:iCs/>
       <w:color w:val="243F60" w:themeColor="accent1" w:themeShade="7F"/>
@@ -1601,7 +1448,7 @@
     <w:semiHidden/>
     <w:rsid w:val="00FC693F"/>
     <w:rPr>
-      <w:rFonts w:asciiTheme="majorHAnsi" w:eastAsiaTheme="majorEastAsia" w:hAnsiTheme="majorHAnsi" w:cstheme="majorBidi"/>
+      <w:rFonts/>
       <w:i/>
       <w:iCs/>
       <w:color w:val="404040" w:themeColor="text1" w:themeTint="BF"/>
@@ -1615,7 +1462,7 @@
     <w:semiHidden/>
     <w:rsid w:val="00FC693F"/>
     <w:rPr>
-      <w:rFonts w:asciiTheme="majorHAnsi" w:eastAsiaTheme="majorEastAsia" w:hAnsiTheme="majorHAnsi" w:cstheme="majorBidi"/>
+      <w:rFonts/>
       <w:color w:val="4F81BD" w:themeColor="accent1"/>
       <w:sz w:val="20"/>
       <w:szCs w:val="20"/>
@@ -1629,7 +1476,7 @@
     <w:semiHidden/>
     <w:rsid w:val="00FC693F"/>
     <w:rPr>
-      <w:rFonts w:asciiTheme="majorHAnsi" w:eastAsiaTheme="majorEastAsia" w:hAnsiTheme="majorHAnsi" w:cstheme="majorBidi"/>
+      <w:rFonts/>
       <w:i/>
       <w:iCs/>
       <w:color w:val="404040" w:themeColor="text1" w:themeTint="BF"/>
@@ -1688,9 +1535,6 @@
     <w:qFormat/>
     <w:rsid w:val="00FC693F"/>
     <w:pPr>
-      <w:pBdr>
-        <w:bottom w:val="single" w:sz="4" w:space="4" w:color="4F81BD" w:themeColor="accent1"/>
-      </w:pBdr>
       <w:spacing w:before="200" w:after="280"/>
       <w:ind w:left="936" w:right="936"/>
     </w:pPr>
@@ -3218,7 +3062,7 @@
         <w:spacing w:before="0" w:after="0" w:line="240" w:lineRule="auto"/>
       </w:pPr>
       <w:rPr>
-        <w:rFonts w:asciiTheme="majorHAnsi" w:eastAsiaTheme="majorEastAsia" w:hAnsiTheme="majorHAnsi" w:cstheme="majorBidi"/>
+        <w:rFonts/>
         <w:b/>
         <w:bCs/>
       </w:rPr>
@@ -3239,7 +3083,7 @@
         <w:spacing w:before="0" w:after="0" w:line="240" w:lineRule="auto"/>
       </w:pPr>
       <w:rPr>
-        <w:rFonts w:asciiTheme="majorHAnsi" w:eastAsiaTheme="majorEastAsia" w:hAnsiTheme="majorHAnsi" w:cstheme="majorBidi"/>
+        <w:rFonts/>
         <w:b/>
         <w:bCs/>
       </w:rPr>
@@ -3257,14 +3101,14 @@
     </w:tblStylePr>
     <w:tblStylePr w:type="firstCol">
       <w:rPr>
-        <w:rFonts w:asciiTheme="majorHAnsi" w:eastAsiaTheme="majorEastAsia" w:hAnsiTheme="majorHAnsi" w:cstheme="majorBidi"/>
+        <w:rFonts/>
         <w:b/>
         <w:bCs/>
       </w:rPr>
     </w:tblStylePr>
     <w:tblStylePr w:type="lastCol">
       <w:rPr>
-        <w:rFonts w:asciiTheme="majorHAnsi" w:eastAsiaTheme="majorEastAsia" w:hAnsiTheme="majorHAnsi" w:cstheme="majorBidi"/>
+        <w:rFonts/>
         <w:b/>
         <w:bCs/>
       </w:rPr>
@@ -3348,7 +3192,7 @@
         <w:spacing w:before="0" w:after="0" w:line="240" w:lineRule="auto"/>
       </w:pPr>
       <w:rPr>
-        <w:rFonts w:asciiTheme="majorHAnsi" w:eastAsiaTheme="majorEastAsia" w:hAnsiTheme="majorHAnsi" w:cstheme="majorBidi"/>
+        <w:rFonts/>
         <w:b/>
         <w:bCs/>
       </w:rPr>
@@ -3369,7 +3213,7 @@
         <w:spacing w:before="0" w:after="0" w:line="240" w:lineRule="auto"/>
       </w:pPr>
       <w:rPr>
-        <w:rFonts w:asciiTheme="majorHAnsi" w:eastAsiaTheme="majorEastAsia" w:hAnsiTheme="majorHAnsi" w:cstheme="majorBidi"/>
+        <w:rFonts/>
         <w:b/>
         <w:bCs/>
       </w:rPr>
@@ -3387,14 +3231,14 @@
     </w:tblStylePr>
     <w:tblStylePr w:type="firstCol">
       <w:rPr>
-        <w:rFonts w:asciiTheme="majorHAnsi" w:eastAsiaTheme="majorEastAsia" w:hAnsiTheme="majorHAnsi" w:cstheme="majorBidi"/>
+        <w:rFonts/>
         <w:b/>
         <w:bCs/>
       </w:rPr>
     </w:tblStylePr>
     <w:tblStylePr w:type="lastCol">
       <w:rPr>
-        <w:rFonts w:asciiTheme="majorHAnsi" w:eastAsiaTheme="majorEastAsia" w:hAnsiTheme="majorHAnsi" w:cstheme="majorBidi"/>
+        <w:rFonts/>
         <w:b/>
         <w:bCs/>
       </w:rPr>
@@ -3478,7 +3322,7 @@
         <w:spacing w:before="0" w:after="0" w:line="240" w:lineRule="auto"/>
       </w:pPr>
       <w:rPr>
-        <w:rFonts w:asciiTheme="majorHAnsi" w:eastAsiaTheme="majorEastAsia" w:hAnsiTheme="majorHAnsi" w:cstheme="majorBidi"/>
+        <w:rFonts/>
         <w:b/>
         <w:bCs/>
       </w:rPr>
@@ -3499,7 +3343,7 @@
         <w:spacing w:before="0" w:after="0" w:line="240" w:lineRule="auto"/>
       </w:pPr>
       <w:rPr>
-        <w:rFonts w:asciiTheme="majorHAnsi" w:eastAsiaTheme="majorEastAsia" w:hAnsiTheme="majorHAnsi" w:cstheme="majorBidi"/>
+        <w:rFonts/>
         <w:b/>
         <w:bCs/>
       </w:rPr>
@@ -3517,14 +3361,14 @@
     </w:tblStylePr>
     <w:tblStylePr w:type="firstCol">
       <w:rPr>
-        <w:rFonts w:asciiTheme="majorHAnsi" w:eastAsiaTheme="majorEastAsia" w:hAnsiTheme="majorHAnsi" w:cstheme="majorBidi"/>
+        <w:rFonts/>
         <w:b/>
         <w:bCs/>
       </w:rPr>
     </w:tblStylePr>
     <w:tblStylePr w:type="lastCol">
       <w:rPr>
-        <w:rFonts w:asciiTheme="majorHAnsi" w:eastAsiaTheme="majorEastAsia" w:hAnsiTheme="majorHAnsi" w:cstheme="majorBidi"/>
+        <w:rFonts/>
         <w:b/>
         <w:bCs/>
       </w:rPr>
@@ -3608,7 +3452,7 @@
         <w:spacing w:before="0" w:after="0" w:line="240" w:lineRule="auto"/>
       </w:pPr>
       <w:rPr>
-        <w:rFonts w:asciiTheme="majorHAnsi" w:eastAsiaTheme="majorEastAsia" w:hAnsiTheme="majorHAnsi" w:cstheme="majorBidi"/>
+        <w:rFonts/>
         <w:b/>
         <w:bCs/>
       </w:rPr>
@@ -3629,7 +3473,7 @@
         <w:spacing w:before="0" w:after="0" w:line="240" w:lineRule="auto"/>
       </w:pPr>
       <w:rPr>
-        <w:rFonts w:asciiTheme="majorHAnsi" w:eastAsiaTheme="majorEastAsia" w:hAnsiTheme="majorHAnsi" w:cstheme="majorBidi"/>
+        <w:rFonts/>
         <w:b/>
         <w:bCs/>
       </w:rPr>
@@ -3647,14 +3491,14 @@
     </w:tblStylePr>
     <w:tblStylePr w:type="firstCol">
       <w:rPr>
-        <w:rFonts w:asciiTheme="majorHAnsi" w:eastAsiaTheme="majorEastAsia" w:hAnsiTheme="majorHAnsi" w:cstheme="majorBidi"/>
+        <w:rFonts/>
         <w:b/>
         <w:bCs/>
       </w:rPr>
     </w:tblStylePr>
     <w:tblStylePr w:type="lastCol">
       <w:rPr>
-        <w:rFonts w:asciiTheme="majorHAnsi" w:eastAsiaTheme="majorEastAsia" w:hAnsiTheme="majorHAnsi" w:cstheme="majorBidi"/>
+        <w:rFonts/>
         <w:b/>
         <w:bCs/>
       </w:rPr>
@@ -3738,7 +3582,7 @@
         <w:spacing w:before="0" w:after="0" w:line="240" w:lineRule="auto"/>
       </w:pPr>
       <w:rPr>
-        <w:rFonts w:asciiTheme="majorHAnsi" w:eastAsiaTheme="majorEastAsia" w:hAnsiTheme="majorHAnsi" w:cstheme="majorBidi"/>
+        <w:rFonts/>
         <w:b/>
         <w:bCs/>
       </w:rPr>
@@ -3759,7 +3603,7 @@
         <w:spacing w:before="0" w:after="0" w:line="240" w:lineRule="auto"/>
       </w:pPr>
       <w:rPr>
-        <w:rFonts w:asciiTheme="majorHAnsi" w:eastAsiaTheme="majorEastAsia" w:hAnsiTheme="majorHAnsi" w:cstheme="majorBidi"/>
+        <w:rFonts/>
         <w:b/>
         <w:bCs/>
       </w:rPr>
@@ -3777,14 +3621,14 @@
     </w:tblStylePr>
     <w:tblStylePr w:type="firstCol">
       <w:rPr>
-        <w:rFonts w:asciiTheme="majorHAnsi" w:eastAsiaTheme="majorEastAsia" w:hAnsiTheme="majorHAnsi" w:cstheme="majorBidi"/>
+        <w:rFonts/>
         <w:b/>
         <w:bCs/>
       </w:rPr>
     </w:tblStylePr>
     <w:tblStylePr w:type="lastCol">
       <w:rPr>
-        <w:rFonts w:asciiTheme="majorHAnsi" w:eastAsiaTheme="majorEastAsia" w:hAnsiTheme="majorHAnsi" w:cstheme="majorBidi"/>
+        <w:rFonts/>
         <w:b/>
         <w:bCs/>
       </w:rPr>
@@ -3868,7 +3712,7 @@
         <w:spacing w:before="0" w:after="0" w:line="240" w:lineRule="auto"/>
       </w:pPr>
       <w:rPr>
-        <w:rFonts w:asciiTheme="majorHAnsi" w:eastAsiaTheme="majorEastAsia" w:hAnsiTheme="majorHAnsi" w:cstheme="majorBidi"/>
+        <w:rFonts/>
         <w:b/>
         <w:bCs/>
       </w:rPr>
@@ -3889,7 +3733,7 @@
         <w:spacing w:before="0" w:after="0" w:line="240" w:lineRule="auto"/>
       </w:pPr>
       <w:rPr>
-        <w:rFonts w:asciiTheme="majorHAnsi" w:eastAsiaTheme="majorEastAsia" w:hAnsiTheme="majorHAnsi" w:cstheme="majorBidi"/>
+        <w:rFonts/>
         <w:b/>
         <w:bCs/>
       </w:rPr>
@@ -3907,14 +3751,14 @@
     </w:tblStylePr>
     <w:tblStylePr w:type="firstCol">
       <w:rPr>
-        <w:rFonts w:asciiTheme="majorHAnsi" w:eastAsiaTheme="majorEastAsia" w:hAnsiTheme="majorHAnsi" w:cstheme="majorBidi"/>
+        <w:rFonts/>
         <w:b/>
         <w:bCs/>
       </w:rPr>
     </w:tblStylePr>
     <w:tblStylePr w:type="lastCol">
       <w:rPr>
-        <w:rFonts w:asciiTheme="majorHAnsi" w:eastAsiaTheme="majorEastAsia" w:hAnsiTheme="majorHAnsi" w:cstheme="majorBidi"/>
+        <w:rFonts/>
         <w:b/>
         <w:bCs/>
       </w:rPr>
@@ -3998,7 +3842,7 @@
         <w:spacing w:before="0" w:after="0" w:line="240" w:lineRule="auto"/>
       </w:pPr>
       <w:rPr>
-        <w:rFonts w:asciiTheme="majorHAnsi" w:eastAsiaTheme="majorEastAsia" w:hAnsiTheme="majorHAnsi" w:cstheme="majorBidi"/>
+        <w:rFonts/>
         <w:b/>
         <w:bCs/>
       </w:rPr>
@@ -4019,7 +3863,7 @@
         <w:spacing w:before="0" w:after="0" w:line="240" w:lineRule="auto"/>
       </w:pPr>
       <w:rPr>
-        <w:rFonts w:asciiTheme="majorHAnsi" w:eastAsiaTheme="majorEastAsia" w:hAnsiTheme="majorHAnsi" w:cstheme="majorBidi"/>
+        <w:rFonts/>
         <w:b/>
         <w:bCs/>
       </w:rPr>
@@ -4037,14 +3881,14 @@
     </w:tblStylePr>
     <w:tblStylePr w:type="firstCol">
       <w:rPr>
-        <w:rFonts w:asciiTheme="majorHAnsi" w:eastAsiaTheme="majorEastAsia" w:hAnsiTheme="majorHAnsi" w:cstheme="majorBidi"/>
+        <w:rFonts/>
         <w:b/>
         <w:bCs/>
       </w:rPr>
     </w:tblStylePr>
     <w:tblStylePr w:type="lastCol">
       <w:rPr>
-        <w:rFonts w:asciiTheme="majorHAnsi" w:eastAsiaTheme="majorEastAsia" w:hAnsiTheme="majorHAnsi" w:cstheme="majorBidi"/>
+        <w:rFonts/>
         <w:b/>
         <w:bCs/>
       </w:rPr>
@@ -5909,7 +5753,7 @@
     </w:tblPr>
     <w:tblStylePr w:type="firstRow">
       <w:rPr>
-        <w:rFonts w:asciiTheme="majorHAnsi" w:eastAsiaTheme="majorEastAsia" w:hAnsiTheme="majorHAnsi" w:cstheme="majorBidi"/>
+        <w:rFonts/>
       </w:rPr>
       <w:tblPr/>
       <w:tcPr>
@@ -5993,7 +5837,7 @@
     </w:tblPr>
     <w:tblStylePr w:type="firstRow">
       <w:rPr>
-        <w:rFonts w:asciiTheme="majorHAnsi" w:eastAsiaTheme="majorEastAsia" w:hAnsiTheme="majorHAnsi" w:cstheme="majorBidi"/>
+        <w:rFonts/>
       </w:rPr>
       <w:tblPr/>
       <w:tcPr>
@@ -6077,7 +5921,7 @@
     </w:tblPr>
     <w:tblStylePr w:type="firstRow">
       <w:rPr>
-        <w:rFonts w:asciiTheme="majorHAnsi" w:eastAsiaTheme="majorEastAsia" w:hAnsiTheme="majorHAnsi" w:cstheme="majorBidi"/>
+        <w:rFonts/>
       </w:rPr>
       <w:tblPr/>
       <w:tcPr>
@@ -6161,7 +6005,7 @@
     </w:tblPr>
     <w:tblStylePr w:type="firstRow">
       <w:rPr>
-        <w:rFonts w:asciiTheme="majorHAnsi" w:eastAsiaTheme="majorEastAsia" w:hAnsiTheme="majorHAnsi" w:cstheme="majorBidi"/>
+        <w:rFonts/>
       </w:rPr>
       <w:tblPr/>
       <w:tcPr>
@@ -6245,7 +6089,7 @@
     </w:tblPr>
     <w:tblStylePr w:type="firstRow">
       <w:rPr>
-        <w:rFonts w:asciiTheme="majorHAnsi" w:eastAsiaTheme="majorEastAsia" w:hAnsiTheme="majorHAnsi" w:cstheme="majorBidi"/>
+        <w:rFonts/>
       </w:rPr>
       <w:tblPr/>
       <w:tcPr>
@@ -6329,7 +6173,7 @@
     </w:tblPr>
     <w:tblStylePr w:type="firstRow">
       <w:rPr>
-        <w:rFonts w:asciiTheme="majorHAnsi" w:eastAsiaTheme="majorEastAsia" w:hAnsiTheme="majorHAnsi" w:cstheme="majorBidi"/>
+        <w:rFonts/>
       </w:rPr>
       <w:tblPr/>
       <w:tcPr>
@@ -6413,7 +6257,7 @@
     </w:tblPr>
     <w:tblStylePr w:type="firstRow">
       <w:rPr>
-        <w:rFonts w:asciiTheme="majorHAnsi" w:eastAsiaTheme="majorEastAsia" w:hAnsiTheme="majorHAnsi" w:cstheme="majorBidi"/>
+        <w:rFonts/>
       </w:rPr>
       <w:tblPr/>
       <w:tcPr>
@@ -6478,7 +6322,7 @@
       <w:spacing w:after="0" w:line="240" w:lineRule="auto"/>
     </w:pPr>
     <w:rPr>
-      <w:rFonts w:asciiTheme="majorHAnsi" w:eastAsiaTheme="majorEastAsia" w:hAnsiTheme="majorHAnsi" w:cstheme="majorBidi"/>
+      <w:rFonts/>
       <w:color w:val="000000" w:themeColor="text1"/>
     </w:rPr>
     <w:tblPr>
@@ -6606,7 +6450,7 @@
       <w:spacing w:after="0" w:line="240" w:lineRule="auto"/>
     </w:pPr>
     <w:rPr>
-      <w:rFonts w:asciiTheme="majorHAnsi" w:eastAsiaTheme="majorEastAsia" w:hAnsiTheme="majorHAnsi" w:cstheme="majorBidi"/>
+      <w:rFonts/>
       <w:color w:val="000000" w:themeColor="text1"/>
     </w:rPr>
     <w:tblPr>
@@ -6734,7 +6578,7 @@
       <w:spacing w:after="0" w:line="240" w:lineRule="auto"/>
     </w:pPr>
     <w:rPr>
-      <w:rFonts w:asciiTheme="majorHAnsi" w:eastAsiaTheme="majorEastAsia" w:hAnsiTheme="majorHAnsi" w:cstheme="majorBidi"/>
+      <w:rFonts/>
       <w:color w:val="000000" w:themeColor="text1"/>
     </w:rPr>
     <w:tblPr>
@@ -6862,7 +6706,7 @@
       <w:spacing w:after="0" w:line="240" w:lineRule="auto"/>
     </w:pPr>
     <w:rPr>
-      <w:rFonts w:asciiTheme="majorHAnsi" w:eastAsiaTheme="majorEastAsia" w:hAnsiTheme="majorHAnsi" w:cstheme="majorBidi"/>
+      <w:rFonts/>
       <w:color w:val="000000" w:themeColor="text1"/>
     </w:rPr>
     <w:tblPr>
@@ -6990,7 +6834,7 @@
       <w:spacing w:after="0" w:line="240" w:lineRule="auto"/>
     </w:pPr>
     <w:rPr>
-      <w:rFonts w:asciiTheme="majorHAnsi" w:eastAsiaTheme="majorEastAsia" w:hAnsiTheme="majorHAnsi" w:cstheme="majorBidi"/>
+      <w:rFonts/>
       <w:color w:val="000000" w:themeColor="text1"/>
     </w:rPr>
     <w:tblPr>
@@ -7118,7 +6962,7 @@
       <w:spacing w:after="0" w:line="240" w:lineRule="auto"/>
     </w:pPr>
     <w:rPr>
-      <w:rFonts w:asciiTheme="majorHAnsi" w:eastAsiaTheme="majorEastAsia" w:hAnsiTheme="majorHAnsi" w:cstheme="majorBidi"/>
+      <w:rFonts/>
       <w:color w:val="000000" w:themeColor="text1"/>
     </w:rPr>
     <w:tblPr>
@@ -7246,7 +7090,7 @@
       <w:spacing w:after="0" w:line="240" w:lineRule="auto"/>
     </w:pPr>
     <w:rPr>
-      <w:rFonts w:asciiTheme="majorHAnsi" w:eastAsiaTheme="majorEastAsia" w:hAnsiTheme="majorHAnsi" w:cstheme="majorBidi"/>
+      <w:rFonts/>
       <w:color w:val="000000" w:themeColor="text1"/>
     </w:rPr>
     <w:tblPr>
@@ -7885,7 +7729,7 @@
       <w:spacing w:after="0" w:line="240" w:lineRule="auto"/>
     </w:pPr>
     <w:rPr>
-      <w:rFonts w:asciiTheme="majorHAnsi" w:eastAsiaTheme="majorEastAsia" w:hAnsiTheme="majorHAnsi" w:cstheme="majorBidi"/>
+      <w:rFonts/>
       <w:color w:val="000000" w:themeColor="text1"/>
     </w:rPr>
     <w:tblPr>
@@ -8010,7 +7854,7 @@
       <w:spacing w:after="0" w:line="240" w:lineRule="auto"/>
     </w:pPr>
     <w:rPr>
-      <w:rFonts w:asciiTheme="majorHAnsi" w:eastAsiaTheme="majorEastAsia" w:hAnsiTheme="majorHAnsi" w:cstheme="majorBidi"/>
+      <w:rFonts/>
       <w:color w:val="000000" w:themeColor="text1"/>
     </w:rPr>
     <w:tblPr>
@@ -8135,7 +7979,7 @@
       <w:spacing w:after="0" w:line="240" w:lineRule="auto"/>
     </w:pPr>
     <w:rPr>
-      <w:rFonts w:asciiTheme="majorHAnsi" w:eastAsiaTheme="majorEastAsia" w:hAnsiTheme="majorHAnsi" w:cstheme="majorBidi"/>
+      <w:rFonts/>
       <w:color w:val="000000" w:themeColor="text1"/>
     </w:rPr>
     <w:tblPr>
@@ -8260,7 +8104,7 @@
       <w:spacing w:after="0" w:line="240" w:lineRule="auto"/>
     </w:pPr>
     <w:rPr>
-      <w:rFonts w:asciiTheme="majorHAnsi" w:eastAsiaTheme="majorEastAsia" w:hAnsiTheme="majorHAnsi" w:cstheme="majorBidi"/>
+      <w:rFonts/>
       <w:color w:val="000000" w:themeColor="text1"/>
     </w:rPr>
     <w:tblPr>
@@ -8385,7 +8229,7 @@
       <w:spacing w:after="0" w:line="240" w:lineRule="auto"/>
     </w:pPr>
     <w:rPr>
-      <w:rFonts w:asciiTheme="majorHAnsi" w:eastAsiaTheme="majorEastAsia" w:hAnsiTheme="majorHAnsi" w:cstheme="majorBidi"/>
+      <w:rFonts/>
       <w:color w:val="000000" w:themeColor="text1"/>
     </w:rPr>
     <w:tblPr>
@@ -8510,7 +8354,7 @@
       <w:spacing w:after="0" w:line="240" w:lineRule="auto"/>
     </w:pPr>
     <w:rPr>
-      <w:rFonts w:asciiTheme="majorHAnsi" w:eastAsiaTheme="majorEastAsia" w:hAnsiTheme="majorHAnsi" w:cstheme="majorBidi"/>
+      <w:rFonts/>
       <w:color w:val="000000" w:themeColor="text1"/>
     </w:rPr>
     <w:tblPr>
@@ -8635,7 +8479,7 @@
       <w:spacing w:after="0" w:line="240" w:lineRule="auto"/>
     </w:pPr>
     <w:rPr>
-      <w:rFonts w:asciiTheme="majorHAnsi" w:eastAsiaTheme="majorEastAsia" w:hAnsiTheme="majorHAnsi" w:cstheme="majorBidi"/>
+      <w:rFonts/>
       <w:color w:val="000000" w:themeColor="text1"/>
     </w:rPr>
     <w:tblPr>
